--- a/document_templates/russian_library/Исковые_заявления/Процессуальные_документы/шаблон_Исковое_заявление_об_обязании_предоставить_документы_для_ознакомления.docx
+++ b/document_templates/russian_library/Исковые_заявления/Процессуальные_документы/шаблон_Исковое_заявление_об_обязании_предоставить_документы_для_ознакомления.docx
@@ -28,7 +28,7 @@
           <w:szCs w:val="24"/>
           <w:lang w:val="en-US"/>
         </w:rPr>
-        <w:t xml:space="preserve">{{ w_t_w_r_w_prooferr_w_type_spellstart_w_r_w_rsidr_0077192e_w_rpr_w_rfonts_w_ascii_times_new_roman_w_hansi_times_new_roman_w_cs_times_new_roman_w_sz_w_val_24_w_szcs_w_val_24_w_lang_w_val_en_us_w_rpr_w_t_court_name_w_t_w_r_w_prooferr_w_type_spellend_w_r_w_rsidr_0077192e_w_rpr_w_rfonts_w_ascii_times_new_roman_w_hansi_times_new_roman_w_cs_times_new_roman_w_sz_w_val_24_w_szcs_w_val_24_w_lang_w_val_en_us_w_rpr_w_t_xml_space_preserve }}</w:t>
+        <w:t xml:space="preserve">{{ court_name }}</w:t>
       </w:r>
     </w:p>
     <w:p>
@@ -42,15 +42,14 @@
           <w:lang w:val="en-US"/>
         </w:rPr>
       </w:pPr>
-      <w:proofErr w:type="gramStart"/>
-      <w:r>
-        <w:rPr>
-          <w:rFonts w:ascii="Times New Roman" w:hAnsi="Times New Roman" w:cs="Times New Roman"/>
-          <w:sz w:val="24"/>
-          <w:szCs w:val="24"/>
-          <w:lang w:val="en-US"/>
-        </w:rPr>
-        <w:t xml:space="preserve">{{ w_t_w_r_w_prooferr_w_type_spellstart_w_r_w_rpr_w_rfonts_w_ascii_times_new_roman_w_hansi_times_new_roman_w_cs_times_new_roman_w_sz_w_val_24_w_szcs_w_val_24_w_lang_w_val_en_us_w_rpr_w_t_court_w_t_w_r_w_prooferr_w_type_gramend_w_r_w_rsidrpr_003662b9_w_rpr_w_rfonts_w_ascii_times_new_roman_w_hansi_times_new_roman_w_cs_times_new_roman_w_sz_w_val_24_w_szcs_w_val_24_w_lang_w_val_en_us_w_rpr_w_t_w_t_w_r_w_r_w_rpr_w_rfonts_w_ascii_times_new_roman_w_hansi_times_new_roman_w_cs_times_new_roman_w_sz_w_val_24_w_szcs_w_val_24_w_lang_w_val_en_us_w_rpr_w_t_address_w_t_w_r_w_prooferr_w_type_spellend_w_r_w_rsidrpr_003662b9_w_rpr_w_rfonts_w_ascii_times_new_roman_w_hansi_times_new_roman_w_cs_times_new_roman_w_sz_w_val_24_w_szcs_w_val_24_w_lang_w_val_en_us_w_rpr_w_t_xml_space_preserve }}</w:t>
+      <w:r>
+        <w:rPr>
+          <w:rFonts w:ascii="Times New Roman" w:hAnsi="Times New Roman" w:cs="Times New Roman"/>
+          <w:sz w:val="24"/>
+          <w:szCs w:val="24"/>
+          <w:lang w:val="en-US"/>
+        </w:rPr>
+        <w:t xml:space="preserve">{{ court_address }}</w:t>
       </w:r>
     </w:p>
     <w:p>
@@ -88,7 +87,7 @@
           <w:szCs w:val="24"/>
           <w:lang w:val="en-US"/>
         </w:rPr>
-        <w:t xml:space="preserve">{{ w_t_w_r_w_r_w_rsidr_0077192e_w_rpr_w_rfonts_w_ascii_times_new_roman_w_hansi_times_new_roman_w_cs_times_new_roman_w_sz_w_val_24_w_szcs_w_val_24_w_lang_w_val_en_us_w_rpr_w_t_plaintiff_w_t_w_r_w_r_w_rsidr_0077192e_w_rsidrpr_003662b9_w_rpr_w_rfonts_w_ascii_times_new_roman_w_hansi_times_new_roman_w_cs_times_new_roman_w_sz_w_val_24_w_szcs_w_val_24_w_lang_w_val_en_us_w_rpr_w_t_xml_space_preserve }}</w:t>
+        <w:t xml:space="preserve">{{ plaintiff }}</w:t>
       </w:r>
     </w:p>
     <w:p>
@@ -143,7 +142,7 @@
           <w:szCs w:val="24"/>
           <w:lang w:val="en-US"/>
         </w:rPr>
-        <w:t xml:space="preserve">{{ w_t_w_r_w_prooferr_w_type_spellstart_w_r_w_rsidr_0077192e_w_rpr_w_rfonts_w_ascii_times_new_roman_w_hansi_times_new_roman_w_cs_times_new_roman_w_sz_w_val_24_w_szcs_w_val_24_w_lang_w_val_en_us_w_rpr_w_t_plaintiff_w_t_w_r_w_r_w_rsidr_0077192e_w_rsidrpr_003662b9_w_rpr_w_rfonts_w_ascii_times_new_roman_w_hansi_times_new_roman_w_cs_times_new_roman_w_sz_w_val_24_w_szcs_w_val_24_w_lang_w_val_en_us_w_rpr_w_t_w_t_w_r_w_r_w_rsidr_0077192e_w_rpr_w_rfonts_w_ascii_times_new_roman_w_hansi_times_new_roman_w_cs_times_new_roman_w_sz_w_val_24_w_szcs_w_val_24_w_lang_w_val_en_us_w_rpr_w_t_representative_w_t_w_r_w_prooferr_w_type_spellend_w_r_w_rsidr_0077192e_w_rsidrpr_003662b9_w_rpr_w_rfonts_w_ascii_times_new_roman_w_hansi_times_new_roman_w_cs_times_new_roman_w_sz_w_val_24_w_szcs_w_val_24_w_lang_w_val_en_us_w_rpr_w_t_xml_space_preserve }}</w:t>
+        <w:t xml:space="preserve">{{ plaintiff_representative }}</w:t>
       </w:r>
     </w:p>
     <w:p>
@@ -204,15 +203,14 @@
           <w:lang w:val="en-US"/>
         </w:rPr>
       </w:pPr>
-      <w:proofErr w:type="gramStart"/>
-      <w:r>
-        <w:rPr>
-          <w:rFonts w:ascii="Times New Roman" w:hAnsi="Times New Roman" w:cs="Times New Roman"/>
-          <w:sz w:val="24"/>
-          <w:szCs w:val="24"/>
-          <w:lang w:val="en-US"/>
-        </w:rPr>
-        <w:t xml:space="preserve">{{ w_t_w_r_w_prooferr_w_type_spellstart_w_r_w_rpr_w_rfonts_w_ascii_times_new_roman_w_hansi_times_new_roman_w_cs_times_new_roman_w_sz_w_val_24_w_szcs_w_val_24_w_lang_w_val_en_us_w_rpr_w_t_defendant_w_t_w_r_w_prooferr_w_type_gramend_w_r_w_rsidrpr_003662b9_w_rpr_w_rfonts_w_ascii_times_new_roman_w_hansi_times_new_roman_w_cs_times_new_roman_w_sz_w_val_24_w_szcs_w_val_24_w_lang_w_val_en_us_w_rpr_w_t_w_t_w_r_w_r_w_rpr_w_rfonts_w_ascii_times_new_roman_w_hansi_times_new_roman_w_cs_times_new_roman_w_sz_w_val_24_w_szcs_w_val_24_w_lang_w_val_en_us_w_rpr_w_t_id_w_t_w_r_w_prooferr_w_type_spellend_w_r_w_rsidrpr_003662b9_w_rpr_w_rfonts_w_ascii_times_new_roman_w_hansi_times_new_roman_w_cs_times_new_roman_w_sz_w_val_24_w_szcs_w_val_24_w_lang_w_val_en_us_w_rpr_w_t_xml_space_preserve }}</w:t>
+      <w:r>
+        <w:rPr>
+          <w:rFonts w:ascii="Times New Roman" w:hAnsi="Times New Roman" w:cs="Times New Roman"/>
+          <w:sz w:val="24"/>
+          <w:szCs w:val="24"/>
+          <w:lang w:val="en-US"/>
+        </w:rPr>
+        <w:t xml:space="preserve">{{ defendant_id }}</w:t>
       </w:r>
     </w:p>
     <w:p>
@@ -267,7 +265,7 @@
           <w:szCs w:val="24"/>
           <w:lang w:val="en-US"/>
         </w:rPr>
-        <w:t xml:space="preserve">{{ w_t_w_r_w_prooferr_w_type_spellstart_w_r_w_rsidr_0077192e_w_rpr_w_rfonts_w_ascii_times_new_roman_w_hansi_times_new_roman_w_cs_times_new_roman_w_sz_w_val_24_w_szcs_w_val_24_w_lang_w_val_en_us_w_rpr_w_t_registration_w_t_w_r_w_r_w_rsidr_0077192e_w_rsidrpr_003662b9_w_rpr_w_rfonts_w_ascii_times_new_roman_w_hansi_times_new_roman_w_cs_times_new_roman_w_sz_w_val_24_w_szcs_w_val_24_w_lang_w_val_en_us_w_rpr_w_t_w_t_w_r_w_r_w_rsidr_0077192e_w_rpr_w_rfonts_w_ascii_times_new_roman_w_hansi_times_new_roman_w_cs_times_new_roman_w_sz_w_val_24_w_szcs_w_val_24_w_lang_w_val_en_us_w_rpr_w_t_address_w_t_w_r_w_prooferr_w_type_spellend_w_r_w_rsidr_0077192e_w_rpr_w_rfonts_w_ascii_times_new_roman_w_hansi_times_new_roman_w_cs_times_new_roman_w_sz_w_val_24_w_szcs_w_val_24_w_lang_w_val_en_us_w_rpr_w_t_xml_space_preserve }}</w:t>
+        <w:t xml:space="preserve">{{ registration_address }}</w:t>
       </w:r>
     </w:p>
     <w:p>
@@ -311,7 +309,7 @@
           <w:sz w:val="24"/>
           <w:szCs w:val="24"/>
         </w:rPr>
-        <w:t xml:space="preserve"> {{ w_t_w_r_w_r_w_rsidr_0077192e_w_rpr_w_rfonts_w_ascii_times_new_roman_w_hansi_times_new_roman_w_cs_times_new_roman_w_sz_w_val_24_w_szcs_w_val_24_w_lang_w_val_en_us_w_rpr_w_t_plaintiff_w_t_w_r_w_r_w_rsidr_0077192e_w_rsidrpr_0077192e_w_rpr_w_rfonts_w_ascii_times_new_roman_w_hansi_times_new_roman_w_cs_times_new_roman_w_sz_w_val_24_w_szcs_w_val_24_w_rpr_w_t_xml_space_preserve }}, </w:t>
+        <w:t xml:space="preserve"> {{ plaintiff }}, </w:t>
       </w:r>
       <w:r>
         <w:rPr>
@@ -327,7 +325,7 @@
           <w:sz w:val="24"/>
           <w:szCs w:val="24"/>
         </w:rPr>
-        <w:t xml:space="preserve">{{ w_t_w_r_w_r_w_rsidr_0077192e_w_rpr_w_rfonts_w_ascii_times_new_roman_w_hansi_times_new_roman_w_cs_times_new_roman_w_sz_w_val_24_w_szcs_w_val_24_w_lang_w_val_en_us_w_rpr_w_t_defendant_w_t_w_r_w_r_w_rsidr_0077192e_w_rsidrpr_0077192e_w_rpr_w_rfonts_w_ascii_times_new_roman_w_hansi_times_new_roman_w_cs_times_new_roman_w_sz_w_val_24_w_szcs_w_val_24_w_rpr_w_t_xml_space_preserve }}, {{ w_t_w_r_w_r_w_rsidr_0077192e_w_rpr_w_rfonts_w_ascii_times_new_roman_w_hansi_times_new_roman_w_cs_times_new_roman_w_sz_w_val_24_w_szcs_w_val_24_w_lang_w_val_en_us_w_rpr_w_t_details_w_t_w_r_w_r_w_rsidr_0077192e_w_rsidrpr_0077192e_w_rpr_w_rfonts_w_ascii_times_new_roman_w_hansi_times_new_roman_w_cs_times_new_roman_w_sz_w_val_24_w_szcs_w_val_24_w_rpr_w_t_xml_space_preserve }}.</w:t>
+        <w:t xml:space="preserve">{{ defendant }}, {{ details }}.</w:t>
       </w:r>
     </w:p>
     <w:p>
@@ -353,7 +351,7 @@
           <w:sz w:val="24"/>
           <w:szCs w:val="24"/>
         </w:rPr>
-        <w:t xml:space="preserve">{{ w_t_w_r_w_r_w_rsidr_0077192e_w_rpr_w_rfonts_w_ascii_times_new_roman_w_hansi_times_new_roman_w_cs_times_new_roman_w_sz_w_val_24_w_szcs_w_val_24_w_lang_w_val_en_us_w_rpr_w_t_defendant_w_t_w_r_w_r_w_rsidr_0077192e_w_rsidrpr_0077192e_w_rpr_w_rfonts_w_ascii_times_new_roman_w_hansi_times_new_roman_w_cs_times_new_roman_w_sz_w_val_24_w_szcs_w_val_24_w_rpr_w_t_xml_space_preserve }}</w:t>
+        <w:t xml:space="preserve">{{ defendant }}</w:t>
       </w:r>
       <w:r>
         <w:rPr>
@@ -371,15 +369,14 @@
         </w:rPr>
         <w:t xml:space="preserve"> </w:t>
       </w:r>
-      <w:proofErr w:type="gramStart"/>
-      <w:r>
-        <w:rPr>
-          <w:rFonts w:ascii="Times New Roman" w:hAnsi="Times New Roman" w:cs="Times New Roman"/>
-          <w:sz w:val="24"/>
-          <w:szCs w:val="24"/>
-          <w:lang w:val="en-US"/>
-        </w:rPr>
-        <w:t xml:space="preserve">{{ w_t_w_r_w_prooferr_w_type_spellstart_w_r_w_rsidr_0077192e_w_rpr_w_rfonts_w_ascii_times_new_roman_w_hansi_times_new_roman_w_cs_times_new_roman_w_sz_w_val_24_w_szcs_w_val_24_w_lang_w_val_en_us_w_rpr_w_t_article_w_t_w_r_w_prooferr_w_type_gramend_w_r_w_rsidr_0077192e_w_rpr_w_rfonts_w_ascii_times_new_roman_w_hansi_times_new_roman_w_cs_times_new_roman_w_sz_w_val_24_w_szcs_w_val_24_w_lang_w_val_en_us_w_rpr_w_t_in_law_w_t_w_r_w_prooferr_w_type_spellend_w_r_w_rsidr_0077192e_w_rpr_w_rfonts_w_ascii_times_new_roman_w_hansi_times_new_roman_w_cs_times_new_roman_w_sz_w_val_24_w_szcs_w_val_24_w_lang_w_val_en_us_w_rpr_w_t_xml_space_preserve }}</w:t>
+      <w:r>
+        <w:rPr>
+          <w:rFonts w:ascii="Times New Roman" w:hAnsi="Times New Roman" w:cs="Times New Roman"/>
+          <w:sz w:val="24"/>
+          <w:szCs w:val="24"/>
+          <w:lang w:val="en-US"/>
+        </w:rPr>
+        <w:t xml:space="preserve">{{ article_in_law }}</w:t>
       </w:r>
       <w:r>
         <w:rPr>
@@ -437,7 +434,7 @@
           <w:sz w:val="24"/>
           <w:szCs w:val="24"/>
         </w:rPr>
-        <w:t xml:space="preserve">{{ w_t_w_r_w_r_w_rsidr_0077192e_w_rpr_w_rfonts_w_ascii_times_new_roman_w_hansi_times_new_roman_w_cs_times_new_roman_w_sz_w_val_24_w_szcs_w_val_24_w_lang_w_val_en_us_w_rpr_w_t_defendant_w_t_w_r_w_r_w_rsidr_0077192e_w_rsidrpr_0077192e_w_rpr_w_rfonts_w_ascii_times_new_roman_w_hansi_times_new_roman_w_cs_times_new_roman_w_sz_w_val_24_w_szcs_w_val_24_w_rpr_w_t_xml_space_preserve }}</w:t>
+        <w:t xml:space="preserve">{{ defendant }}</w:t>
       </w:r>
       <w:r>
         <w:rPr>
@@ -453,7 +450,7 @@
           <w:sz w:val="24"/>
           <w:szCs w:val="24"/>
         </w:rPr>
-        <w:t xml:space="preserve"> {{ w_t_w_r_w_r_w_rsidr_0077192e_w_rpr_w_rfonts_w_ascii_times_new_roman_w_hansi_times_new_roman_w_cs_times_new_roman_w_sz_w_val_24_w_szcs_w_val_24_w_rpr_w_t_xml_space_preserve_w_t_w_r_w_r_w_rsidr_0077192e_w_rpr_w_rfonts_w_ascii_times_new_roman_w_hansi_times_new_roman_w_cs_times_new_roman_w_sz_w_val_24_w_szcs_w_val_24_w_lang_w_val_en_us_w_rpr_w_t_material_w_t_w_r_w_r_w_rsidr_0077192e_w_rsidrpr_0077192e_w_rpr_w_rfonts_w_ascii_times_new_roman_w_hansi_times_new_roman_w_cs_times_new_roman_w_sz_w_val_24_w_szcs_w_val_24_w_rpr_w_t_w_t_w_r_w_r_w_rsidr_0077192e_w_rpr_w_rfonts_w_ascii_times_new_roman_w_hansi_times_new_roman_w_cs_times_new_roman_w_sz_w_val_24_w_szcs_w_val_24_w_lang_w_val_en_us_w_rpr_w_t_to_w_t_w_r_w_r_w_rsidr_0077192e_w_rsidrpr_0077192e_w_rpr_w_rfonts_w_ascii_times_new_roman_w_hansi_times_new_roman_w_cs_times_new_roman_w_sz_w_val_24_w_szcs_w_val_24_w_rpr_w_t_w_t_w_r_w_r_w_rsidr_0077192e_w_rpr_w_rfonts_w_ascii_times_new_roman_w_hansi_times_new_roman_w_cs_times_new_roman_w_sz_w_val_24_w_szcs_w_val_24_w_lang_w_val_en_us_w_rpr_w_t_provide_w_t_w_r_w_r_w_rsidr_0077192e_w_rsidrpr_0077192e_w_rpr_w_rfonts_w_ascii_times_new_roman_w_hansi_times_new_roman_w_cs_times_new_roman_w_sz_w_val_24_w_szcs_w_val_24_w_rpr_w_t_xml_space_preserve }}</w:t>
+        <w:t xml:space="preserve"> {{ material_to_provide }}</w:t>
       </w:r>
       <w:r>
         <w:rPr>
@@ -502,7 +499,7 @@
           <w:szCs w:val="24"/>
           <w:lang w:val="en-US"/>
         </w:rPr>
-        <w:t xml:space="preserve">{{ w_t_w_r_w_r_w_rsidr_003662b9_w_rpr_w_rfonts_w_ascii_times_new_roman_w_hansi_times_new_roman_w_cs_times_new_roman_w_i_w_ics_w_sz_w_val_24_w_szcs_w_val_24_w_lang_w_val_en_us_w_rpr_w_t_signature_w_t_w_r_w_r_w_rsidrpr_0077192e_w_rpr_w_rfonts_w_ascii_times_new_roman_w_hansi_times_new_roman_w_cs_times_new_roman_w_i_w_ics_w_sz_w_val_24_w_szcs_w_val_24_w_lang_w_val_en_us_w_rpr_w_t_xml_space_preserve }}</w:t>
+        <w:t xml:space="preserve">{{ signature }}</w:t>
       </w:r>
       <w:r>
         <w:rPr>
